--- a/templates/lettre_template.docx
+++ b/templates/lettre_template.docx
@@ -13,7 +13,33 @@
         <w:rPr>
           <w:lang w:val="en-US"/>
         </w:rPr>
-        <w:t>Thomas FUZELLIER</w:t>
+        <w:t>{</w:t>
+      </w:r>
+      <w:proofErr w:type="spellStart"/>
+      <w:r>
+        <w:rPr>
+          <w:lang w:val="en-US"/>
+        </w:rPr>
+        <w:t>prenom</w:t>
+      </w:r>
+      <w:proofErr w:type="spellEnd"/>
+      <w:r>
+        <w:rPr>
+          <w:lang w:val="en-US"/>
+        </w:rPr>
+        <w:t>}</w:t>
+      </w:r>
+      <w:r>
+        <w:rPr>
+          <w:lang w:val="en-US"/>
+        </w:rPr>
+        <w:t xml:space="preserve"> </w:t>
+      </w:r>
+      <w:r>
+        <w:rPr>
+          <w:lang w:val="en-US"/>
+        </w:rPr>
+        <w:t>{nom}</w:t>
       </w:r>
     </w:p>
     <w:p>
@@ -27,7 +53,7 @@
         <w:rPr>
           <w:lang w:val="en-US"/>
         </w:rPr>
-        <w:t>thomas.fuzellier@outlook.fr</w:t>
+        <w:t>{email}</w:t>
       </w:r>
     </w:p>
     <w:p>
@@ -35,7 +61,17 @@
         <w:spacing w:after="0"/>
       </w:pPr>
       <w:r>
-        <w:t>+33 (0) 6 10 48 41 37</w:t>
+        <w:t>{</w:t>
+      </w:r>
+      <w:proofErr w:type="spellStart"/>
+      <w:proofErr w:type="gramStart"/>
+      <w:r>
+        <w:t>telephone</w:t>
+      </w:r>
+      <w:proofErr w:type="spellEnd"/>
+      <w:proofErr w:type="gramEnd"/>
+      <w:r>
+        <w:t>}</w:t>
       </w:r>
     </w:p>
     <w:p>
@@ -115,10 +151,7 @@
         <w:t>Madame, Monsieur, Je vous adresse ma candidature pour le post</w:t>
       </w:r>
       <w:r>
-        <w:t xml:space="preserve">e </w:t>
-      </w:r>
-      <w:r>
-        <w:t>{poste}</w:t>
+        <w:t>e {poste}</w:t>
       </w:r>
       <w:r>
         <w:t xml:space="preserve"> </w:t>

--- a/templates/lettre_template.docx
+++ b/templates/lettre_template.docx
@@ -5,60 +5,6 @@
     <w:p>
       <w:pPr>
         <w:spacing w:after="0"/>
-        <w:rPr>
-          <w:lang w:val="en-US"/>
-        </w:rPr>
-      </w:pPr>
-      <w:r>
-        <w:rPr>
-          <w:lang w:val="en-US"/>
-        </w:rPr>
-        <w:t>{</w:t>
-      </w:r>
-      <w:proofErr w:type="spellStart"/>
-      <w:r>
-        <w:rPr>
-          <w:lang w:val="en-US"/>
-        </w:rPr>
-        <w:t>prenom</w:t>
-      </w:r>
-      <w:proofErr w:type="spellEnd"/>
-      <w:r>
-        <w:rPr>
-          <w:lang w:val="en-US"/>
-        </w:rPr>
-        <w:t>}</w:t>
-      </w:r>
-      <w:r>
-        <w:rPr>
-          <w:lang w:val="en-US"/>
-        </w:rPr>
-        <w:t xml:space="preserve"> </w:t>
-      </w:r>
-      <w:r>
-        <w:rPr>
-          <w:lang w:val="en-US"/>
-        </w:rPr>
-        <w:t>{nom}</w:t>
-      </w:r>
-    </w:p>
-    <w:p>
-      <w:pPr>
-        <w:spacing w:after="0"/>
-        <w:rPr>
-          <w:lang w:val="en-US"/>
-        </w:rPr>
-      </w:pPr>
-      <w:r>
-        <w:rPr>
-          <w:lang w:val="en-US"/>
-        </w:rPr>
-        <w:t>{email}</w:t>
-      </w:r>
-    </w:p>
-    <w:p>
-      <w:pPr>
-        <w:spacing w:after="0"/>
       </w:pPr>
       <w:r>
         <w:t>{</w:t>
@@ -66,13 +12,53 @@
       <w:proofErr w:type="spellStart"/>
       <w:proofErr w:type="gramStart"/>
       <w:r>
-        <w:t>telephone</w:t>
+        <w:t>prenom</w:t>
       </w:r>
       <w:proofErr w:type="spellEnd"/>
       <w:proofErr w:type="gramEnd"/>
       <w:r>
         <w:t>}</w:t>
       </w:r>
+      <w:r>
+        <w:t xml:space="preserve"> </w:t>
+      </w:r>
+      <w:r>
+        <w:t>{nom}</w:t>
+      </w:r>
+    </w:p>
+    <w:p>
+      <w:pPr>
+        <w:spacing w:after="0"/>
+      </w:pPr>
+      <w:r>
+        <w:t>{</w:t>
+      </w:r>
+      <w:proofErr w:type="gramStart"/>
+      <w:r>
+        <w:t>email</w:t>
+      </w:r>
+      <w:proofErr w:type="gramEnd"/>
+      <w:r>
+        <w:t>}</w:t>
+      </w:r>
+    </w:p>
+    <w:p>
+      <w:pPr>
+        <w:spacing w:after="0"/>
+      </w:pPr>
+      <w:r>
+        <w:t>{</w:t>
+      </w:r>
+      <w:proofErr w:type="spellStart"/>
+      <w:proofErr w:type="gramStart"/>
+      <w:r>
+        <w:t>telephone</w:t>
+      </w:r>
+      <w:proofErr w:type="spellEnd"/>
+      <w:proofErr w:type="gramEnd"/>
+      <w:r>
+        <w:t>}</w:t>
+      </w:r>
     </w:p>
     <w:p>
       <w:pPr>
@@ -148,22 +134,7 @@
         <w:jc w:val="both"/>
       </w:pPr>
       <w:r>
-        <w:t>Madame, Monsieur, Je vous adresse ma candidature pour le post</w:t>
-      </w:r>
-      <w:r>
-        <w:t>e {poste}</w:t>
-      </w:r>
-      <w:r>
-        <w:t xml:space="preserve"> </w:t>
-      </w:r>
-      <w:r>
-        <w:t xml:space="preserve">au sein de </w:t>
-      </w:r>
-      <w:r>
-        <w:t>{entreprise}</w:t>
-      </w:r>
-      <w:r>
-        <w:t xml:space="preserve">. </w:t>
+        <w:t>Madame, Monsieur, Je vous adresse ma candidature pour le poste {poste} au sein de {entreprise}.</w:t>
       </w:r>
     </w:p>
     <w:p>
@@ -171,25 +142,15 @@
         <w:jc w:val="both"/>
       </w:pPr>
       <w:r>
-        <w:t xml:space="preserve">Ingénieur diplômé en </w:t>
-      </w:r>
-      <w:r>
-        <w:t>informatique et système</w:t>
-      </w:r>
-      <w:r>
-        <w:t>, je dispose d’une première expérience en développement logiciel</w:t>
-      </w:r>
-      <w:r>
-        <w:t xml:space="preserve"> en </w:t>
-      </w:r>
-      <w:r>
-        <w:t>C/C++, incluant le développement sur systèmes embarqués, l’intégration sur matériel ainsi que les phases de tests et de validation</w:t>
-      </w:r>
-      <w:r>
-        <w:t>.</w:t>
-      </w:r>
-      <w:r>
-        <w:t xml:space="preserve"> J’évolue également dans des environnements Linux, ce qui me permet d’appréhender efficacement les problématiques d’intégration et de performance sur des systèmes complexes. </w:t>
+        <w:t>{</w:t>
+      </w:r>
+      <w:proofErr w:type="gramStart"/>
+      <w:r>
+        <w:t>accroche</w:t>
+      </w:r>
+      <w:proofErr w:type="gramEnd"/>
+      <w:r>
+        <w:t>}</w:t>
       </w:r>
     </w:p>
     <w:p>
@@ -197,13 +158,20 @@
         <w:jc w:val="both"/>
       </w:pPr>
       <w:r>
-        <w:t xml:space="preserve">Au cours de mes expériences, j’ai été amené à travailler sur des projets mêlant logiciel et matériel, avec des enjeux d’analyse, de diagnostic et de résolution de problèmes techniques. Cette approche globale du cycle de développement, de la conception à la validation, correspond pleinement aux missions proposées sur vos </w:t>
-      </w:r>
-      <w:r>
-        <w:t>projets</w:t>
-      </w:r>
-      <w:r>
-        <w:t xml:space="preserve">. </w:t>
+        <w:t>{</w:t>
+      </w:r>
+      <w:proofErr w:type="spellStart"/>
+      <w:proofErr w:type="gramStart"/>
+      <w:r>
+        <w:t>experience</w:t>
+      </w:r>
+      <w:proofErr w:type="gramEnd"/>
+      <w:r>
+        <w:t>_principale</w:t>
+      </w:r>
+      <w:proofErr w:type="spellEnd"/>
+      <w:r>
+        <w:t>}</w:t>
       </w:r>
     </w:p>
     <w:p>
@@ -211,10 +179,20 @@
         <w:jc w:val="both"/>
       </w:pPr>
       <w:r>
-        <w:t>Particulièrement intéressé par les projets technologiques innovants, je suis motivé à l’idée de contribuer au développement de solutions performantes et fiables, tout en évoluant dans un environnement stimulant favorisant l’expertise technique et l’innovation</w:t>
-      </w:r>
-      <w:r>
-        <w:t>.</w:t>
+        <w:t>{</w:t>
+      </w:r>
+      <w:proofErr w:type="spellStart"/>
+      <w:proofErr w:type="gramStart"/>
+      <w:r>
+        <w:t>competences</w:t>
+      </w:r>
+      <w:proofErr w:type="gramEnd"/>
+      <w:r>
+        <w:t>_cles</w:t>
+      </w:r>
+      <w:proofErr w:type="spellEnd"/>
+      <w:r>
+        <w:t>}</w:t>
       </w:r>
     </w:p>
     <w:p>
@@ -222,13 +200,24 @@
         <w:jc w:val="both"/>
       </w:pPr>
       <w:r>
-        <w:t xml:space="preserve">Je serais ravi de pouvoir échanger avec vous afin de vous présenter plus en détail ma motivation et mon adéquation avec ce poste. </w:t>
+        <w:t>{</w:t>
+      </w:r>
+      <w:proofErr w:type="gramStart"/>
+      <w:r>
+        <w:t>conclusion</w:t>
+      </w:r>
+      <w:proofErr w:type="gramEnd"/>
+      <w:r>
+        <w:t>}</w:t>
       </w:r>
     </w:p>
     <w:p>
       <w:pPr>
         <w:jc w:val="both"/>
       </w:pPr>
+      <w:r>
+        <w:t>Je serais ravi de pouvoir échanger avec vous afin de vous présenter plus en détail ma motivation et mon adéquation avec ce poste.</w:t>
+      </w:r>
     </w:p>
     <w:p>
       <w:pPr>
@@ -240,10 +229,20 @@
     </w:p>
     <w:p>
       <w:pPr>
-        <w:jc w:val="both"/>
-      </w:pPr>
-      <w:r>
-        <w:t>Thomas FUZELLIER</w:t>
+        <w:spacing w:after="0"/>
+      </w:pPr>
+      <w:r>
+        <w:t>{</w:t>
+      </w:r>
+      <w:proofErr w:type="spellStart"/>
+      <w:proofErr w:type="gramStart"/>
+      <w:r>
+        <w:t>prenom</w:t>
+      </w:r>
+      <w:proofErr w:type="spellEnd"/>
+      <w:proofErr w:type="gramEnd"/>
+      <w:r>
+        <w:t>} {nom}</w:t>
       </w:r>
     </w:p>
     <w:sectPr>
